--- a/reproducibility/HypatiaX_Reproducibility_Guide.docx
+++ b/reproducibility/HypatiaX_Reproducibility_Guide.docx
@@ -101,7 +101,7 @@
           <w:sz w:val="20"/>
           <w:szCs w:val="20"/>
         </w:rPr>
-        <w:t xml:space="preserve">  This guide explains how to reproduce every result in the HypatiaX JMLR paper from scratch. It covers prerequisites, step-by-step execution, checkpoint/resume for long runs, CI automation via GitHub Actions, and expected outputs. Both command-line (run_all.py / run_all.sh) and notebook (HypatiaX_Experiments_v5.ipynb) entry points are documented.</w:t>
+        <w:t xml:space="preserve">  This guide explains how to reproduce every result in the HypatiaX JMLR paper from scratch. It covers prerequisites, step-by-step execution, checkpoint/resume for long runs, CI automation via GitHub Actions, and expected outputs. Both command-line (run_all.py / run_all.sh) and notebook (HypatiaX_Experiments_v6.ipynb) entry points are documented.</w:t>
       </w:r>
     </w:p>
     <w:p>
@@ -137,7 +137,7 @@
           <w:sz w:val="22"/>
           <w:szCs w:val="22"/>
         </w:rPr>
-        <w:t xml:space="preserve">HypatiaX is a hybrid symbolic-neural framework for extrapolation-reliable analytical discovery. The pipeline is deterministic for NN and PySR components (seed 42) and stochastic for LLM calls (Claude claude-sonnet-4-20250514 via Anthropic API). All non-LLM results are exactly reproducible. LLM results may vary by ±2–3 pp due to temperature sampling; the paper reports medians over K=1 (primary) and K=30 (instability §10.9) runs.</w:t>
+        <w:t xml:space="preserve">HypatiaX is a hybrid symbolic-neural framework for extrapolation-reliable analytical discovery. The pipeline is deterministic for NN and PySR components (seed 42) and stochastic for LLM calls (Claude claude-sonnet-4-6 via Anthropic API). All non-LLM results are exactly reproducible. LLM results may vary by ±2–3 pp due to temperature sampling; the paper reports medians over K=1 (primary) and K=30 (instability §10.9) runs.</w:t>
       </w:r>
     </w:p>
     <w:p>
@@ -5656,7 +5656,7 @@
                 <w:sz w:val="20"/>
                 <w:szCs w:val="20"/>
               </w:rPr>
-              <w:t xml:space="preserve">claude-sonnet-4-20250514</w:t>
+              <w:t xml:space="preserve">claude-sonnet-4-6</w:t>
             </w:r>
           </w:p>
         </w:tc>
@@ -8898,7 +8898,7 @@
           <w:sz w:val="22"/>
           <w:szCs w:val="22"/>
         </w:rPr>
-        <w:t xml:space="preserve">notebooks/HypatiaX_Experiments_v5.ipynb provides an interactive, cell-by-cell equivalent of run_all.py. Use it for Colab or Kaggle environments, or for step-by-step inspection of intermediate results.</w:t>
+        <w:t xml:space="preserve">notebooks/HypatiaX_Experiments_v6.ipynb provides an interactive, cell-by-cell equivalent of run_all.py. Use it for Colab or Kaggle environments, or for step-by-step inspection of intermediate results.</w:t>
       </w:r>
     </w:p>
     <w:p>
@@ -9220,7 +9220,7 @@
           <w:sz w:val="20"/>
           <w:szCs w:val="20"/>
         </w:rPr>
-        <w:t xml:space="preserve">%env LLM_MODEL=claude-sonnet-4-20250514</w:t>
+        <w:t xml:space="preserve">%env LLM_MODEL=claude-sonnet-4-6</w:t>
       </w:r>
     </w:p>
     <w:p>
@@ -11626,7 +11626,7 @@
           <w:sz w:val="20"/>
           <w:szCs w:val="20"/>
         </w:rPr>
-        <w:t xml:space="preserve">  Full pipeline with K=1: approximately 50,000–80,000 API tokens (&lt; $1 USD at current claude-sonnet-4-20250514 pricing). Instability K=30 sweep adds roughly 30× the LLM calls for steps exp1 and instability combined.</w:t>
+        <w:t xml:space="preserve">  Full pipeline with K=1: approximately 50,000–80,000 API tokens (&lt; $1 USD at current claude-sonnet-4-6 pricing). Instability K=30 sweep adds roughly 30× the LLM calls for steps exp1 and instability combined.</w:t>
       </w:r>
     </w:p>
     <w:p>
@@ -12193,6 +12193,50 @@
                 <w:szCs w:val="20"/>
               </w:rPr>
               <w:t xml:space="preserve">Checkpoint/resume; RESULTS_DIR propagation; CI workflow</w:t>
+            </w:r>
+          </w:p>
+        </w:tc>
+      </w:tr>
+      <w:tr>
+        <w:tc>
+          <w:tcPr>
+            <w:tcW w:w="1638" w:type="dxa"/>
+          </w:tcPr>
+          <w:p>
+            <w:r>
+              <w:rPr>
+                <w:rFonts w:ascii="Arial" w:hAnsi="Arial"/>
+                <w:sz w:val="20"/>
+              </w:rPr>
+              <w:t>v5.0</w:t>
+            </w:r>
+          </w:p>
+        </w:tc>
+        <w:tc>
+          <w:tcPr>
+            <w:tcW w:w="1638" w:type="dxa"/>
+          </w:tcPr>
+          <w:p>
+            <w:r>
+              <w:rPr>
+                <w:rFonts w:ascii="Arial" w:hAnsi="Arial"/>
+                <w:sz w:val="20"/>
+              </w:rPr>
+              <w:t>Apr 2026</w:t>
+            </w:r>
+          </w:p>
+        </w:tc>
+        <w:tc>
+          <w:tcPr>
+            <w:tcW w:w="6084" w:type="dxa"/>
+          </w:tcPr>
+          <w:p>
+            <w:r>
+              <w:rPr>
+                <w:rFonts w:ascii="Arial" w:hAnsi="Arial"/>
+                <w:sz w:val="20"/>
+              </w:rPr>
+              <w:t xml:space="preserve">Model updated to claude-sonnet-4-6; patches-verify step added to all runners; verify_results.py --json flag; notebook updated to v6; pipeline version unified to v5.0</w:t>
             </w:r>
           </w:p>
         </w:tc>

--- a/reproducibility/HypatiaX_Reproducibility_Guide.docx
+++ b/reproducibility/HypatiaX_Reproducibility_Guide.docx
@@ -12237,6 +12237,50 @@
                 <w:sz w:val="20"/>
               </w:rPr>
               <w:t xml:space="preserve">Model updated to claude-sonnet-4-6; patches-verify step added to all runners; verify_results.py --json flag; notebook updated to v6; pipeline version unified to v5.0</w:t>
+            </w:r>
+          </w:p>
+        </w:tc>
+      </w:tr>
+      <w:tr>
+        <w:tc>
+          <w:tcPr>
+            <w:tcW w:w="1638" w:type="dxa"/>
+          </w:tcPr>
+          <w:p>
+            <w:r>
+              <w:rPr>
+                <w:rFonts w:ascii="Arial" w:hAnsi="Arial"/>
+                <w:sz w:val="20"/>
+              </w:rPr>
+              <w:t>v5.1</w:t>
+            </w:r>
+          </w:p>
+        </w:tc>
+        <w:tc>
+          <w:tcPr>
+            <w:tcW w:w="1638" w:type="dxa"/>
+          </w:tcPr>
+          <w:p>
+            <w:r>
+              <w:rPr>
+                <w:rFonts w:ascii="Arial" w:hAnsi="Arial"/>
+                <w:sz w:val="20"/>
+              </w:rPr>
+              <w:t>Apr 2026</w:t>
+            </w:r>
+          </w:p>
+        </w:tc>
+        <w:tc>
+          <w:tcPr>
+            <w:tcW w:w="6084" w:type="dxa"/>
+          </w:tcPr>
+          <w:p>
+            <w:r>
+              <w:rPr>
+                <w:rFonts w:ascii="Arial" w:hAnsi="Arial"/>
+                <w:sz w:val="20"/>
+              </w:rPr>
+              <w:t xml:space="preserve">Fixed run_all.sh/run_all.py preflight scans (API key + v40 import regex false positives); fixed universal_protocol.py results path to hypatiax/data/results/; wired core/runners/common.py run_task to real benchmark scripts; fixed run_all_checkpoint.py result_glob for exp3/exp3b; corrected config/repro.yaml llm_model to claude-sonnet-4-6; removed incorrect ABSENT warnings for v50_2 and defi benchmark; notebook cells 27/29 add stale lock clearing before exp3/exp3b.</w:t>
             </w:r>
           </w:p>
         </w:tc>
